--- a/docs/概要设计.docx
+++ b/docs/概要设计.docx
@@ -21,10 +21,12 @@
           <w:sz w:val="48"/>
           <w:szCs w:val="48"/>
         </w:rPr>
-        <w:t>基于</w:t>
-      </w:r>
-      <w:proofErr w:type="spellStart"/>
-      <w:r>
+        <w:t>基于Nexalithic的团队协作平台</w:t>
+      </w:r>
+    </w:p>
+    <w:p>
+      <w:pPr>
+        <w:pStyle w:val="a3"/>
         <w:rPr>
           <w:rFonts w:hint="eastAsia"/>
           <w:b/>
@@ -32,9 +34,7 @@
           <w:sz w:val="48"/>
           <w:szCs w:val="48"/>
         </w:rPr>
-        <w:t>Nexalithic</w:t>
-      </w:r>
-      <w:proofErr w:type="spellEnd"/>
+      </w:pPr>
       <w:r>
         <w:rPr>
           <w:rFonts w:hint="eastAsia"/>
@@ -43,28 +43,6 @@
           <w:sz w:val="48"/>
           <w:szCs w:val="48"/>
         </w:rPr>
-        <w:t>的团队协作平台</w:t>
-      </w:r>
-    </w:p>
-    <w:p>
-      <w:pPr>
-        <w:pStyle w:val="a3"/>
-        <w:rPr>
-          <w:rFonts w:hint="eastAsia"/>
-          <w:b/>
-          <w:bCs/>
-          <w:sz w:val="48"/>
-          <w:szCs w:val="48"/>
-        </w:rPr>
-      </w:pPr>
-      <w:r>
-        <w:rPr>
-          <w:rFonts w:hint="eastAsia"/>
-          <w:b/>
-          <w:bCs/>
-          <w:sz w:val="48"/>
-          <w:szCs w:val="48"/>
-        </w:rPr>
         <w:t>概要设计文档</w:t>
       </w:r>
     </w:p>
@@ -86,21 +64,7 @@
         <w:rPr>
           <w:rFonts w:hint="eastAsia"/>
         </w:rPr>
-        <w:t>基于</w:t>
-      </w:r>
-      <w:proofErr w:type="spellStart"/>
-      <w:r>
-        <w:rPr>
-          <w:rFonts w:hint="eastAsia"/>
-        </w:rPr>
-        <w:t>Nexalithic</w:t>
-      </w:r>
-      <w:proofErr w:type="spellEnd"/>
-      <w:r>
-        <w:rPr>
-          <w:rFonts w:hint="eastAsia"/>
-        </w:rPr>
-        <w:t>的团队协作平台</w:t>
+        <w:t>基于Nexalithic的团队协作平台</w:t>
       </w:r>
     </w:p>
     <w:p>
@@ -121,7 +85,13 @@
         <w:rPr>
           <w:rFonts w:hint="eastAsia"/>
         </w:rPr>
-        <w:t>2026年4月</w:t>
+        <w:t>2026年4</w:t>
+      </w:r>
+      <w:r>
+        <w:rPr>
+          <w:rFonts w:hint="eastAsia"/>
+        </w:rPr>
+        <w:t>月</w:t>
       </w:r>
     </w:p>
     <w:p>
@@ -203,21 +173,7 @@
         <w:rPr>
           <w:rFonts w:hint="eastAsia"/>
         </w:rPr>
-        <w:t>本文档用于对《基于</w:t>
-      </w:r>
-      <w:proofErr w:type="spellStart"/>
-      <w:r>
-        <w:rPr>
-          <w:rFonts w:hint="eastAsia"/>
-        </w:rPr>
-        <w:t>Nexalithic</w:t>
-      </w:r>
-      <w:proofErr w:type="spellEnd"/>
-      <w:r>
-        <w:rPr>
-          <w:rFonts w:hint="eastAsia"/>
-        </w:rPr>
-        <w:t>的团队协作平台》进行概要设计说明，明确系统的整体架构、功能模块划分、数据存储方案、通信协议设计及运行环境，为后续详细设计、编码实现、测试与维护提供统一依据。</w:t>
+        <w:t>本文档用于对《基于Nexalithic的团队协作平台》进行概要设计说明，明确系统的整体架构、功能模块划分、数据存储方案、通信协议设计及运行环境，为后续详细设计、编码实现、测试与维护提供统一依据。</w:t>
       </w:r>
     </w:p>
     <w:p>
@@ -353,14 +309,12 @@
                 <w:rFonts w:hint="eastAsia"/>
               </w:rPr>
             </w:pPr>
-            <w:proofErr w:type="spellStart"/>
             <w:r>
               <w:rPr>
                 <w:rFonts w:hint="eastAsia"/>
               </w:rPr>
               <w:t>Nexalithic</w:t>
             </w:r>
-            <w:proofErr w:type="spellEnd"/>
           </w:p>
         </w:tc>
         <w:tc>
@@ -534,19 +488,11 @@
                 <w:rFonts w:hint="eastAsia"/>
               </w:rPr>
             </w:pPr>
-            <w:proofErr w:type="gramStart"/>
             <w:r>
               <w:rPr>
                 <w:rFonts w:hint="eastAsia"/>
               </w:rPr>
-              <w:t>服务器端可部署</w:t>
-            </w:r>
-            <w:proofErr w:type="gramEnd"/>
-            <w:r>
-              <w:rPr>
-                <w:rFonts w:hint="eastAsia"/>
-              </w:rPr>
-              <w:t>于组织内网，数据不出园区</w:t>
+              <w:t>服务器端可部署于组织内网，数据不出园区</w:t>
             </w:r>
           </w:p>
         </w:tc>
@@ -611,21 +557,7 @@
         <w:rPr>
           <w:rFonts w:hint="eastAsia"/>
         </w:rPr>
-        <w:t>本系统旨在实现一个运行于局域网或</w:t>
-      </w:r>
-      <w:proofErr w:type="gramStart"/>
-      <w:r>
-        <w:rPr>
-          <w:rFonts w:hint="eastAsia"/>
-        </w:rPr>
-        <w:t>私有云环境</w:t>
-      </w:r>
-      <w:proofErr w:type="gramEnd"/>
-      <w:r>
-        <w:rPr>
-          <w:rFonts w:hint="eastAsia"/>
-        </w:rPr>
-        <w:t>下的团队协作平台，支持即时通讯、任务协作、文件共享、多模态智能辅助等功能，并具备以下特性：</w:t>
+        <w:t>本系统旨在实现一个运行于局域网或私有云环境下的团队协作平台，支持即时通讯、任务协作、文件共享、多模态智能辅助等功能，并具备以下特性：</w:t>
       </w:r>
     </w:p>
     <w:p>
@@ -651,21 +583,7 @@
         <w:rPr>
           <w:rFonts w:hint="eastAsia"/>
         </w:rPr>
-        <w:t>采用自定义TCP协议，降低通信开销，</w:t>
-      </w:r>
-      <w:proofErr w:type="gramStart"/>
-      <w:r>
-        <w:rPr>
-          <w:rFonts w:hint="eastAsia"/>
-        </w:rPr>
-        <w:t>适应弱网环境</w:t>
-      </w:r>
-      <w:proofErr w:type="gramEnd"/>
-      <w:r>
-        <w:rPr>
-          <w:rFonts w:hint="eastAsia"/>
-        </w:rPr>
-        <w:t>。</w:t>
+        <w:t>采用自定义TCP协议，降低通信开销，适应弱网环境。</w:t>
       </w:r>
     </w:p>
     <w:p>
@@ -845,21 +763,7 @@
         <w:rPr>
           <w:rFonts w:hint="eastAsia"/>
         </w:rPr>
-        <w:t>从通信、存储、权限多维</w:t>
-      </w:r>
-      <w:proofErr w:type="gramStart"/>
-      <w:r>
-        <w:rPr>
-          <w:rFonts w:hint="eastAsia"/>
-        </w:rPr>
-        <w:t>度保障</w:t>
-      </w:r>
-      <w:proofErr w:type="gramEnd"/>
-      <w:r>
-        <w:rPr>
-          <w:rFonts w:hint="eastAsia"/>
-        </w:rPr>
-        <w:t>系统安全。</w:t>
+        <w:t>从通信、存储、权限多维度保障系统安全。</w:t>
       </w:r>
     </w:p>
     <w:p>
@@ -1285,35 +1189,7 @@
         <w:rPr>
           <w:rFonts w:hint="eastAsia"/>
         </w:rPr>
-        <w:t>。客户端负责用户交互、消息编解码、本地缓存；服务</w:t>
-      </w:r>
-      <w:proofErr w:type="gramStart"/>
-      <w:r>
-        <w:rPr>
-          <w:rFonts w:hint="eastAsia"/>
-        </w:rPr>
-        <w:t>端负责</w:t>
-      </w:r>
-      <w:proofErr w:type="gramEnd"/>
-      <w:r>
-        <w:rPr>
-          <w:rFonts w:hint="eastAsia"/>
-        </w:rPr>
-        <w:t>连接管理、消息路由、数据持久化、智能体调度。所有客户端均与服务</w:t>
-      </w:r>
-      <w:proofErr w:type="gramStart"/>
-      <w:r>
-        <w:rPr>
-          <w:rFonts w:hint="eastAsia"/>
-        </w:rPr>
-        <w:t>端建立</w:t>
-      </w:r>
-      <w:proofErr w:type="gramEnd"/>
-      <w:r>
-        <w:rPr>
-          <w:rFonts w:hint="eastAsia"/>
-        </w:rPr>
-        <w:t>TCP长连接，客户端之间不直接通信。</w:t>
+        <w:t>。客户端负责用户交互、消息编解码、本地缓存；服务端负责连接管理、消息路由、数据持久化、智能体调度。所有客户端均与服务端建立TCP长连接，客户端之间不直接通信。</w:t>
       </w:r>
     </w:p>
     <w:p>
@@ -1396,25 +1272,7 @@
           <w:b/>
           <w:bCs/>
         </w:rPr>
-        <w:t>服务</w:t>
-      </w:r>
-      <w:proofErr w:type="gramStart"/>
-      <w:r>
-        <w:rPr>
-          <w:rFonts w:hint="eastAsia"/>
-          <w:b/>
-          <w:bCs/>
-        </w:rPr>
-        <w:t>端核心</w:t>
-      </w:r>
-      <w:proofErr w:type="gramEnd"/>
-      <w:r>
-        <w:rPr>
-          <w:rFonts w:hint="eastAsia"/>
-          <w:b/>
-          <w:bCs/>
-        </w:rPr>
-        <w:t>层：</w:t>
+        <w:t>服务端核心层：</w:t>
       </w:r>
       <w:r>
         <w:rPr>
@@ -2015,23 +1873,13 @@
           <w:rFonts w:hint="eastAsia"/>
         </w:rPr>
       </w:pPr>
-      <w:proofErr w:type="gramStart"/>
-      <w:r>
-        <w:rPr>
-          <w:rFonts w:hint="eastAsia"/>
-          <w:b/>
-          <w:bCs/>
-        </w:rPr>
-        <w:t>粘包</w:t>
-      </w:r>
-      <w:proofErr w:type="gramEnd"/>
-      <w:r>
-        <w:rPr>
-          <w:rFonts w:hint="eastAsia"/>
-          <w:b/>
-          <w:bCs/>
-        </w:rPr>
-        <w:t>/拆包处理：</w:t>
+      <w:r>
+        <w:rPr>
+          <w:rFonts w:hint="eastAsia"/>
+          <w:b/>
+          <w:bCs/>
+        </w:rPr>
+        <w:t>粘包/拆包处理：</w:t>
       </w:r>
       <w:r>
         <w:rPr>
@@ -2063,21 +1911,7 @@
         <w:rPr>
           <w:rFonts w:hint="eastAsia"/>
         </w:rPr>
-        <w:t>客户端定期发送心跳包（30秒），服务端</w:t>
-      </w:r>
-      <w:proofErr w:type="gramStart"/>
-      <w:r>
-        <w:rPr>
-          <w:rFonts w:hint="eastAsia"/>
-        </w:rPr>
-        <w:t>超时未</w:t>
-      </w:r>
-      <w:proofErr w:type="gramEnd"/>
-      <w:r>
-        <w:rPr>
-          <w:rFonts w:hint="eastAsia"/>
-        </w:rPr>
-        <w:t>收到则断开连接。</w:t>
+        <w:t>客户端定期发送心跳包（30秒），服务端超时未收到则断开连接。</w:t>
       </w:r>
     </w:p>
     <w:p>
@@ -2289,33 +2123,11 @@
         </w:rPr>
         <w:t>会话管理：</w:t>
       </w:r>
-      <w:proofErr w:type="gramStart"/>
-      <w:r>
-        <w:rPr>
-          <w:rFonts w:hint="eastAsia"/>
-        </w:rPr>
-        <w:t>单聊会话</w:t>
-      </w:r>
-      <w:proofErr w:type="gramEnd"/>
-      <w:r>
-        <w:rPr>
-          <w:rFonts w:hint="eastAsia"/>
-        </w:rPr>
-        <w:t>基于双方账号ID生成唯一会话ID；</w:t>
-      </w:r>
-      <w:proofErr w:type="gramStart"/>
-      <w:r>
-        <w:rPr>
-          <w:rFonts w:hint="eastAsia"/>
-        </w:rPr>
-        <w:t>群聊会话基于部门</w:t>
-      </w:r>
-      <w:proofErr w:type="gramEnd"/>
-      <w:r>
-        <w:rPr>
-          <w:rFonts w:hint="eastAsia"/>
-        </w:rPr>
-        <w:t>ID生成。</w:t>
+      <w:r>
+        <w:rPr>
+          <w:rFonts w:hint="eastAsia"/>
+        </w:rPr>
+        <w:t>单聊会话基于双方账号ID生成唯一会话ID；群聊会话基于部门ID生成。</w:t>
       </w:r>
     </w:p>
     <w:p>
@@ -2417,21 +2229,7 @@
         <w:rPr>
           <w:rFonts w:hint="eastAsia"/>
         </w:rPr>
-        <w:t>服务</w:t>
-      </w:r>
-      <w:proofErr w:type="gramStart"/>
-      <w:r>
-        <w:rPr>
-          <w:rFonts w:hint="eastAsia"/>
-        </w:rPr>
-        <w:t>端根据</w:t>
-      </w:r>
-      <w:proofErr w:type="gramEnd"/>
-      <w:r>
-        <w:rPr>
-          <w:rFonts w:hint="eastAsia"/>
-        </w:rPr>
-        <w:t>接收方ID查找其TCP连接，推送消息。</w:t>
+        <w:t>服务端根据接收方ID查找其TCP连接，推送消息。</w:t>
       </w:r>
     </w:p>
     <w:p>
@@ -2856,21 +2654,7 @@
         <w:rPr>
           <w:rFonts w:hint="eastAsia"/>
         </w:rPr>
-        <w:t>配置服务器端口、AI模型API Key、文件上</w:t>
-      </w:r>
-      <w:proofErr w:type="gramStart"/>
-      <w:r>
-        <w:rPr>
-          <w:rFonts w:hint="eastAsia"/>
-        </w:rPr>
-        <w:t>传大小</w:t>
-      </w:r>
-      <w:proofErr w:type="gramEnd"/>
-      <w:r>
-        <w:rPr>
-          <w:rFonts w:hint="eastAsia"/>
-        </w:rPr>
-        <w:t>限制等。</w:t>
+        <w:t>配置服务器端口、AI模型API Key、文件上传大小限制等。</w:t>
       </w:r>
     </w:p>
     <w:p>
@@ -2956,62 +2740,20 @@
         <w:rPr>
           <w:rFonts w:hint="eastAsia"/>
         </w:rPr>
-        <w:t>用户、部门、权限等基础数据存储于</w:t>
-      </w:r>
-      <w:proofErr w:type="spellStart"/>
-      <w:r>
-        <w:rPr>
-          <w:rFonts w:hint="eastAsia"/>
-        </w:rPr>
-        <w:t>talkhub_basic</w:t>
-      </w:r>
-      <w:proofErr w:type="spellEnd"/>
-      <w:r>
-        <w:rPr>
-          <w:rFonts w:hint="eastAsia"/>
-        </w:rPr>
-        <w:t>库。</w:t>
-      </w:r>
-    </w:p>
-    <w:p>
-      <w:pPr>
-        <w:rPr>
-          <w:rFonts w:hint="eastAsia"/>
-        </w:rPr>
-      </w:pPr>
-      <w:r>
-        <w:rPr>
-          <w:rFonts w:hint="eastAsia"/>
-        </w:rPr>
-        <w:t>消息数据按日期分表（</w:t>
-      </w:r>
-      <w:proofErr w:type="spellStart"/>
-      <w:r>
-        <w:rPr>
-          <w:rFonts w:hint="eastAsia"/>
-        </w:rPr>
-        <w:t>yyyy_MM_dd</w:t>
-      </w:r>
-      <w:proofErr w:type="spellEnd"/>
-      <w:r>
-        <w:rPr>
-          <w:rFonts w:hint="eastAsia"/>
-        </w:rPr>
-        <w:t>），由</w:t>
-      </w:r>
-      <w:proofErr w:type="spellStart"/>
-      <w:r>
-        <w:rPr>
-          <w:rFonts w:hint="eastAsia"/>
-        </w:rPr>
-        <w:t>message_cache_info</w:t>
-      </w:r>
-      <w:proofErr w:type="spellEnd"/>
-      <w:r>
-        <w:rPr>
-          <w:rFonts w:hint="eastAsia"/>
-        </w:rPr>
-        <w:t>索引。</w:t>
+        <w:t>用户、部门、权限等基础数据存储于talkhub_basic库。</w:t>
+      </w:r>
+    </w:p>
+    <w:p>
+      <w:pPr>
+        <w:rPr>
+          <w:rFonts w:hint="eastAsia"/>
+        </w:rPr>
+      </w:pPr>
+      <w:r>
+        <w:rPr>
+          <w:rFonts w:hint="eastAsia"/>
+        </w:rPr>
+        <w:t>消息数据按日期分表（yyyy_MM_dd），由message_cache_info索引。</w:t>
       </w:r>
     </w:p>
     <w:p>
@@ -3243,14 +2985,12 @@
                 <w:rFonts w:hint="eastAsia"/>
               </w:rPr>
             </w:pPr>
-            <w:proofErr w:type="spellStart"/>
             <w:r>
               <w:rPr>
                 <w:rFonts w:hint="eastAsia"/>
               </w:rPr>
               <w:t>account_department</w:t>
             </w:r>
-            <w:proofErr w:type="spellEnd"/>
           </w:p>
         </w:tc>
         <w:tc>
@@ -3285,14 +3025,12 @@
                 <w:rFonts w:hint="eastAsia"/>
               </w:rPr>
             </w:pPr>
-            <w:proofErr w:type="spellStart"/>
             <w:r>
               <w:rPr>
                 <w:rFonts w:hint="eastAsia"/>
               </w:rPr>
               <w:t>conversation_info</w:t>
             </w:r>
-            <w:proofErr w:type="spellEnd"/>
           </w:p>
         </w:tc>
         <w:tc>
@@ -3327,14 +3065,12 @@
                 <w:rFonts w:hint="eastAsia"/>
               </w:rPr>
             </w:pPr>
-            <w:proofErr w:type="spellStart"/>
             <w:r>
               <w:rPr>
                 <w:rFonts w:hint="eastAsia"/>
               </w:rPr>
               <w:t>yyyy_MM_dd</w:t>
             </w:r>
-            <w:proofErr w:type="spellEnd"/>
           </w:p>
         </w:tc>
         <w:tc>
@@ -3369,14 +3105,12 @@
                 <w:rFonts w:hint="eastAsia"/>
               </w:rPr>
             </w:pPr>
-            <w:proofErr w:type="spellStart"/>
             <w:r>
               <w:rPr>
                 <w:rFonts w:hint="eastAsia"/>
               </w:rPr>
               <w:t>message_cache_info</w:t>
             </w:r>
-            <w:proofErr w:type="spellEnd"/>
           </w:p>
         </w:tc>
         <w:tc>
@@ -3452,14 +3186,12 @@
                 <w:rFonts w:hint="eastAsia"/>
               </w:rPr>
             </w:pPr>
-            <w:proofErr w:type="spellStart"/>
             <w:r>
               <w:rPr>
                 <w:rFonts w:hint="eastAsia"/>
               </w:rPr>
               <w:t>file_metadata</w:t>
             </w:r>
-            <w:proofErr w:type="spellEnd"/>
           </w:p>
         </w:tc>
         <w:tc>
@@ -3494,14 +3226,12 @@
                 <w:rFonts w:hint="eastAsia"/>
               </w:rPr>
             </w:pPr>
-            <w:proofErr w:type="spellStart"/>
             <w:r>
               <w:rPr>
                 <w:rFonts w:hint="eastAsia"/>
               </w:rPr>
               <w:t>admin_log</w:t>
             </w:r>
-            <w:proofErr w:type="spellEnd"/>
           </w:p>
         </w:tc>
         <w:tc>
@@ -3882,21 +3612,7 @@
         <w:rPr>
           <w:rFonts w:hint="eastAsia"/>
         </w:rPr>
-        <w:t>文件存储路径不可直接暴露，通过</w:t>
-      </w:r>
-      <w:proofErr w:type="gramStart"/>
-      <w:r>
-        <w:rPr>
-          <w:rFonts w:hint="eastAsia"/>
-        </w:rPr>
-        <w:t>服务端鉴权</w:t>
-      </w:r>
-      <w:proofErr w:type="gramEnd"/>
-      <w:r>
-        <w:rPr>
-          <w:rFonts w:hint="eastAsia"/>
-        </w:rPr>
-        <w:t>后下载。</w:t>
+        <w:t>文件存储路径不可直接暴露，通过服务端鉴权后下载。</w:t>
       </w:r>
     </w:p>
     <w:p>
@@ -3956,21 +3672,7 @@
         <w:rPr>
           <w:rFonts w:hint="eastAsia"/>
         </w:rPr>
-        <w:t>服务端使用线程</w:t>
-      </w:r>
-      <w:proofErr w:type="gramStart"/>
-      <w:r>
-        <w:rPr>
-          <w:rFonts w:hint="eastAsia"/>
-        </w:rPr>
-        <w:t>池管理</w:t>
-      </w:r>
-      <w:proofErr w:type="gramEnd"/>
-      <w:r>
-        <w:rPr>
-          <w:rFonts w:hint="eastAsia"/>
-        </w:rPr>
-        <w:t>客户端连接，避免资源泄漏。</w:t>
+        <w:t>服务端使用线程池管理客户端连接，避免资源泄漏。</w:t>
       </w:r>
     </w:p>
     <w:p>
@@ -4006,21 +3708,7 @@
         <w:rPr>
           <w:rFonts w:hint="eastAsia"/>
         </w:rPr>
-        <w:t>服务</w:t>
-      </w:r>
-      <w:proofErr w:type="gramStart"/>
-      <w:r>
-        <w:rPr>
-          <w:rFonts w:hint="eastAsia"/>
-        </w:rPr>
-        <w:t>端记录</w:t>
-      </w:r>
-      <w:proofErr w:type="gramEnd"/>
-      <w:r>
-        <w:rPr>
-          <w:rFonts w:hint="eastAsia"/>
-        </w:rPr>
-        <w:t>详细错误日志，便于问题追溯。</w:t>
+        <w:t>服务端记录详细错误日志，便于问题追溯。</w:t>
       </w:r>
     </w:p>
     <w:sectPr>
@@ -8073,6 +7761,7 @@
   <w:style w:type="character" w:default="1" w:styleId="a0">
     <w:name w:val="Default Paragraph Font"/>
     <w:uiPriority w:val="1"/>
+    <w:semiHidden/>
     <w:unhideWhenUsed/>
   </w:style>
   <w:style w:type="table" w:default="1" w:styleId="a1">
